--- a/高中数学/高中数学同步/人教B版选必1（下）·册目录页.docx
+++ b/高中数学/高中数学同步/人教B版选必1（下）·册目录页.docx
@@ -106,10 +106,7 @@
           </w:tcPr>
           <w:p>
             <w:r>
-              <w:rPr>
-                <w:sz w:val="21"/>
-              </w:rPr>
-              <w:t>1</w:t>
+              <w:t xml:space="preserve">1</w:t>
             </w:r>
           </w:p>
         </w:tc>
@@ -146,10 +143,7 @@
           </w:tcPr>
           <w:p>
             <w:r>
-              <w:rPr>
-                <w:sz w:val="21"/>
-              </w:rPr>
-              <w:t>2</w:t>
+              <w:t xml:space="preserve">2</w:t>
             </w:r>
           </w:p>
         </w:tc>
@@ -186,10 +180,7 @@
           </w:tcPr>
           <w:p>
             <w:r>
-              <w:rPr>
-                <w:sz w:val="21"/>
-              </w:rPr>
-              <w:t>3</w:t>
+              <w:t xml:space="preserve">3</w:t>
             </w:r>
           </w:p>
         </w:tc>
@@ -227,10 +218,7 @@
           </w:tcPr>
           <w:p>
             <w:r>
-              <w:rPr>
-                <w:sz w:val="21"/>
-              </w:rPr>
-              <w:t>4</w:t>
+              <w:t xml:space="preserve">4</w:t>
             </w:r>
           </w:p>
         </w:tc>
@@ -240,10 +228,7 @@
           </w:tcPr>
           <w:p>
             <w:r>
-              <w:rPr>
-                <w:sz w:val="21"/>
-              </w:rPr>
-              <w:t>第2章 平面解析几何｜讲练件（340题）</w:t>
+              <w:t xml:space="preserve">第2章 平面解析几何｜讲练件（2.1—2.3.3）（92题）</w:t>
             </w:r>
           </w:p>
         </w:tc>
@@ -253,10 +238,135 @@
           </w:tcPr>
           <w:p>
             <w:r>
-              <w:rPr>
-                <w:sz w:val="21"/>
-              </w:rPr>
-              <w:t>第2章·讲练</w:t>
+              <w:t xml:space="preserve">第2章·讲练</w:t>
+            </w:r>
+          </w:p>
+        </w:tc>
+      </w:tr>
+      <w:tr>
+        <w:tc>
+          <w:tcPr>
+            <w:tcW w:type="dxa" w:w="3402"/>
+          </w:tcPr>
+          <w:p>
+            <w:r>
+              <w:t xml:space="preserve">5</w:t>
+            </w:r>
+          </w:p>
+        </w:tc>
+        <w:tc>
+          <w:tcPr>
+            <w:tcW w:type="dxa" w:w="3402"/>
+          </w:tcPr>
+          <w:p>
+            <w:r>
+              <w:t xml:space="preserve">第2章 平面解析几何｜讲练件（2.3.4—2.5.2）（90题）</w:t>
+            </w:r>
+          </w:p>
+        </w:tc>
+        <w:tc>
+          <w:tcPr>
+            <w:tcW w:type="dxa" w:w="3402"/>
+          </w:tcPr>
+          <w:p>
+            <w:r>
+              <w:t xml:space="preserve">第2章·讲练</w:t>
+            </w:r>
+          </w:p>
+        </w:tc>
+      </w:tr>
+      <w:tr>
+        <w:tc>
+          <w:tcPr>
+            <w:tcW w:type="dxa" w:w="3402"/>
+          </w:tcPr>
+          <w:p>
+            <w:r>
+              <w:t xml:space="preserve">6</w:t>
+            </w:r>
+          </w:p>
+        </w:tc>
+        <w:tc>
+          <w:tcPr>
+            <w:tcW w:type="dxa" w:w="3402"/>
+          </w:tcPr>
+          <w:p>
+            <w:r>
+              <w:t xml:space="preserve">第2章 平面解析几何｜讲练件（2.6.1—2.7.2）（69题）</w:t>
+            </w:r>
+          </w:p>
+        </w:tc>
+        <w:tc>
+          <w:tcPr>
+            <w:tcW w:type="dxa" w:w="3402"/>
+          </w:tcPr>
+          <w:p>
+            <w:r>
+              <w:t xml:space="preserve">第2章·讲练</w:t>
+            </w:r>
+          </w:p>
+        </w:tc>
+      </w:tr>
+      <w:tr>
+        <w:tc>
+          <w:tcPr>
+            <w:tcW w:type="dxa" w:w="3402"/>
+          </w:tcPr>
+          <w:p>
+            <w:r>
+              <w:t xml:space="preserve">7</w:t>
+            </w:r>
+          </w:p>
+        </w:tc>
+        <w:tc>
+          <w:tcPr>
+            <w:tcW w:type="dxa" w:w="3402"/>
+          </w:tcPr>
+          <w:p>
+            <w:r>
+              <w:t xml:space="preserve">第2章 平面解析几何｜讲练件（2.8）（89题）</w:t>
+            </w:r>
+          </w:p>
+        </w:tc>
+        <w:tc>
+          <w:tcPr>
+            <w:tcW w:type="dxa" w:w="3402"/>
+          </w:tcPr>
+          <w:p>
+            <w:r>
+              <w:t xml:space="preserve">第2章·讲练</w:t>
+            </w:r>
+          </w:p>
+        </w:tc>
+      </w:tr>
+      <w:tr>
+        <w:tc>
+          <w:tcPr>
+            <w:tcW w:type="dxa" w:w="3402"/>
+          </w:tcPr>
+          <w:p>
+            <w:r>
+              <w:t xml:space="preserve">8</w:t>
+            </w:r>
+          </w:p>
+        </w:tc>
+        <w:tc>
+          <w:tcPr>
+            <w:tcW w:type="dxa" w:w="3402"/>
+          </w:tcPr>
+          <w:p>
+            <w:r>
+              <w:t xml:space="preserve">章级汇总：第2章 平面解析几何｜340题｜简单48／中档246／难46｜讲练件四卷（题号1—340跨卷连续，各卷独立页码）</w:t>
+            </w:r>
+          </w:p>
+        </w:tc>
+        <w:tc>
+          <w:tcPr>
+            <w:tcW w:type="dxa" w:w="3402"/>
+          </w:tcPr>
+          <w:p>
+            <w:r>
+              <w:t xml:space="preserve"/>
             </w:r>
           </w:p>
         </w:tc>
@@ -480,15 +590,14 @@
   <w:docDefaults>
     <w:rPrDefault>
       <w:rPr>
-        <w:rFonts w:asciiTheme="minorHAnsi" w:eastAsiaTheme="minorEastAsia" w:hAnsiTheme="minorHAnsi" w:cstheme="minorBidi"/>
-        <w:sz w:val="22"/>
-        <w:szCs w:val="22"/>
-        <w:lang w:val="en-US" w:eastAsia="en-US" w:bidi="ar-SA"/>
+        <w:rFonts w:ascii="Times New Roman" w:hAnsi="Times New Roman" w:eastAsia="宋体" w:cs="Times New Roman"/>
+        <w:sz w:val="21"/>
+        <w:szCs w:val="21"/>
       </w:rPr>
     </w:rPrDefault>
     <w:pPrDefault>
       <w:pPr>
-        <w:spacing w:after="200" w:line="276" w:lineRule="auto"/>
+        <w:spacing w:before="0" w:after="0" w:line="300" w:lineRule="auto"/>
       </w:pPr>
     </w:pPrDefault>
   </w:docDefaults>

--- a/高中数学/高中数学同步/人教B版选必1（下）·册目录页.docx
+++ b/高中数学/高中数学同步/人教B版选必1（下）·册目录页.docx
@@ -19,7 +19,7 @@
     <w:p>
       <w:r>
         <w:rPr/>
-        <w:t>装订顺序（照此配页；各件独立打印、A4双面长边翻转，件内页码自洽）</w:t>
+        <w:t>装订顺序（照此配页；各件独立打印、A4双面长边翻转；页码全册连续（封面与册目录页不计页，全册共245页）</w:t>
       </w:r>
     </w:p>
     <w:p>
@@ -30,7 +30,7 @@
     </w:p>
     <w:p>
       <w:r>
-        <w:t>注：第2章无衔接件（衔接参考素材与本章无映射，台账备注「无衔接」）；数学科不设实验卷。各件页边距均为1.5厘米、页脚居中「件标识＋第X页（共Y页）」（封面与册目录页除外）。</w:t>
+        <w:t>注：第2章无衔接件（衔接参考素材与本章无映射，台账备注「无衔接」）；数学科不设实验卷。各件页边距均为1.5厘米、页脚居中「件标识＋第X页（全册共Y页）」（封面与册目录页除外）。</w:t>
       </w:r>
     </w:p>
     <w:p>

--- a/高中数学/高中数学同步/人教B版选必1（下）·册目录页.docx
+++ b/高中数学/高中数学同步/人教B版选必1（下）·册目录页.docx
@@ -5,7 +5,7 @@
     <w:p>
       <w:pPr>
         <w:spacing w:before="0" w:after="320" w:line="300" w:lineRule="auto"/>
-        <w:jc w:val="center"/>
+        <w:jc w:val="left"/>
       </w:pPr>
       <w:r>
         <w:rPr>
@@ -30,7 +30,7 @@
     </w:p>
     <w:p>
       <w:r>
-        <w:t>注：第2章无衔接件（衔接参考素材与本章无映射，台账备注「无衔接」）；数学科不设实验卷。各件页边距均为1.5厘米、页脚居中「件标识＋第X页（全册共Y页）」（封面与册目录页除外）。</w:t>
+        <w:t>注：第2章无衔接件（衔接参考素材与本章无映射，台账备注「无衔接」）；数学科不设实验卷。各件页边距均为1.5厘米、页脚左对齐「件标识＋第X页（全册共Y页）」（封面与册目录页除外）。</w:t>
       </w:r>
     </w:p>
     <w:p>

--- a/高中数学/高中数学同步/人教B版选必1（下）·册目录页.docx
+++ b/高中数学/高中数学同步/人教B版选必1（下）·册目录页.docx
@@ -17,9 +17,17 @@
       </w:r>
     </w:p>
     <w:p>
+      <w:pPr>
+        <w:spacing w:before="0" w:after="200" w:line="300" w:lineRule="auto"/>
+        <w:jc w:val="left"/>
+      </w:pPr>
       <w:r>
-        <w:rPr/>
-        <w:t>装订顺序（照此配页；各件独立打印、A4双面长边翻转；页码全册连续（封面与册目录页不计页，全册共245页）</w:t>
+        <w:rPr>
+          <w:rFonts w:ascii="Times New Roman" w:hAnsi="Times New Roman" w:eastAsia="宋体"/>
+          <w:b/>
+          <w:sz w:val="21"/>
+        </w:rPr>
+        <w:t>装订顺序（照此配页；各件独立打印、A4双面长边翻转；页码全册连续（封面与册目录页不计页，全册共245页））</w:t>
       </w:r>
     </w:p>
     <w:p>
@@ -29,8 +37,17 @@
       </w:pPr>
     </w:p>
     <w:p>
+      <w:pPr>
+        <w:spacing w:before="0" w:after="0" w:line="300" w:lineRule="auto"/>
+        <w:jc w:val="left"/>
+      </w:pPr>
       <w:r>
-        <w:t>注：第2章无衔接件（衔接参考素材与本章无映射，台账备注「无衔接」）；数学科不设实验卷。各件页边距均为1.5厘米、页脚左对齐「件标识＋第X页（全册共Y页）」（封面与册目录页除外）。</w:t>
+        <w:rPr>
+          <w:rFonts w:ascii="Times New Roman" w:hAnsi="Times New Roman" w:eastAsia="宋体"/>
+          <w:b w:val="0"/>
+          <w:sz w:val="21"/>
+        </w:rPr>
+        <w:t>注：第2章无衔接件（衔接参考素材与本章无映射，台账备注「无衔接」）；数学科不设实验卷。各件页边距均为1.5厘米、页脚左对齐「件标识＋第X页（全册共Y页）·本部第A–B页（共N页）」（封面与册目录页除外）。</w:t>
       </w:r>
     </w:p>
     <w:p>
@@ -66,6 +83,8 @@
           <w:p>
             <w:r>
               <w:rPr>
+                <w:rFonts w:ascii="Times New Roman" w:hAnsi="Times New Roman" w:eastAsia="宋体"/>
+                <w:b/>
                 <w:sz w:val="21"/>
               </w:rPr>
               <w:t>序</w:t>
@@ -79,6 +98,8 @@
           <w:p>
             <w:r>
               <w:rPr>
+                <w:rFonts w:ascii="Times New Roman" w:hAnsi="Times New Roman" w:eastAsia="宋体"/>
+                <w:b/>
                 <w:sz w:val="21"/>
               </w:rPr>
               <w:t>件（装订顺序）</w:t>
@@ -92,6 +113,8 @@
           <w:p>
             <w:r>
               <w:rPr>
+                <w:rFonts w:ascii="Times New Roman" w:hAnsi="Times New Roman" w:eastAsia="宋体"/>
+                <w:b/>
                 <w:sz w:val="21"/>
               </w:rPr>
               <w:t>页脚件标识</w:t>
@@ -356,7 +379,7 @@
           </w:tcPr>
           <w:p>
             <w:r>
-              <w:t xml:space="preserve">章级汇总：第2章 平面解析几何｜340题｜简单48／中档246／难46｜讲练件四卷（题号1—340跨卷连续，各卷独立页码）</w:t>
+              <w:t xml:space="preserve">章级汇总：第2章 平面解析几何｜340题｜简单48／中档246／难46｜讲练件四卷（题号1—340跨卷连续，页码全册连续）</w:t>
             </w:r>
           </w:p>
         </w:tc>
@@ -374,7 +397,7 @@
     </w:tbl>
     <w:sectPr>
       <w:pgSz w:w="11906" w:h="16838"/>
-      <w:pgMar w:top="850" w:right="850" w:bottom="850" w:left="850" w:header="720" w:footer="720" w:gutter="0"/>
+      <w:pgMar w:top="850" w:right="850" w:bottom="850" w:left="850" w:header="850" w:footer="850" w:gutter="0"/>
       <w:cols w:space="720"/>
       <w:docGrid w:linePitch="360"/>
     </w:sectPr>

--- a/高中数学/高中数学同步/人教B版选必1（下）·册目录页.docx
+++ b/高中数学/高中数学同步/人教B版选必1（下）·册目录页.docx
@@ -4,21 +4,21 @@
   <w:body>
     <w:p>
       <w:pPr>
-        <w:spacing w:before="0" w:after="320" w:line="300" w:lineRule="auto"/>
+        <w:spacing w:before="0" w:after="0" w:line="300" w:lineRule="auto"/>
         <w:jc w:val="left"/>
       </w:pPr>
       <w:r>
         <w:rPr>
           <w:rFonts w:ascii="Times New Roman" w:hAnsi="Times New Roman" w:eastAsia="宋体"/>
           <w:b/>
-          <w:sz w:val="26"/>
+          <w:sz w:val="21"/>
         </w:rPr>
         <w:t>人教B版选必1（下）·册目录页</w:t>
       </w:r>
     </w:p>
     <w:p>
       <w:pPr>
-        <w:spacing w:before="0" w:after="200" w:line="300" w:lineRule="auto"/>
+        <w:spacing w:before="0" w:after="0" w:line="300" w:lineRule="auto"/>
         <w:jc w:val="left"/>
       </w:pPr>
       <w:r>
@@ -32,7 +32,7 @@
     </w:p>
     <w:p>
       <w:pPr>
-        <w:spacing w:before="0" w:after="120" w:line="300" w:lineRule="auto"/>
+        <w:spacing w:before="0" w:after="0" w:line="300" w:lineRule="auto"/>
         <w:jc w:val="left"/>
       </w:pPr>
     </w:p>

--- a/高中数学/高中数学同步/人教B版选必1（下）·册目录页.docx
+++ b/高中数学/高中数学同步/人教B版选必1（下）·册目录页.docx
@@ -27,7 +27,7 @@
           <w:b/>
           <w:sz w:val="21"/>
         </w:rPr>
-        <w:t>装订顺序（照此配页；各件独立打印、A4双面长边翻转；页码全册连续（封面与册目录页不计页，全册共245页））</w:t>
+        <w:t>装订顺序（照此配页；各件独立打印、A4双面长边翻转；页码全册连续（封面与册目录页不计页，全册共210页））</w:t>
       </w:r>
     </w:p>
     <w:p>
@@ -315,7 +315,7 @@
           </w:tcPr>
           <w:p>
             <w:r>
-              <w:t xml:space="preserve">第2章 平面解析几何｜讲练件（2.6.1—2.7.2）（69题）</w:t>
+              <w:t xml:space="preserve">第2章 平面解析几何｜讲练件（2.6.1—2.7.2）（68题）</w:t>
             </w:r>
           </w:p>
         </w:tc>
@@ -379,7 +379,7 @@
           </w:tcPr>
           <w:p>
             <w:r>
-              <w:t xml:space="preserve">章级汇总：第2章 平面解析几何｜340题｜简单48／中档246／难46｜讲练件四卷（题号1—340跨卷连续，页码全册连续）</w:t>
+              <w:t xml:space="preserve">章级汇总：第2章 平面解析几何｜339题｜简单47／中档246／难46｜讲练件四卷（题号1—339跨卷连续，页码全册连续）</w:t>
             </w:r>
           </w:p>
         </w:tc>

--- a/高中数学/高中数学同步/人教B版选必1（下）·册目录页.docx
+++ b/高中数学/高中数学同步/人教B版选必1（下）·册目录页.docx
@@ -4,7 +4,7 @@
   <w:body>
     <w:p>
       <w:pPr>
-        <w:spacing w:before="0" w:after="0" w:line="300" w:lineRule="auto"/>
+        <w:spacing w:before="0" w:after="0" w:line="288" w:lineRule="auto"/>
         <w:jc w:val="left"/>
       </w:pPr>
       <w:r>
@@ -18,7 +18,7 @@
     </w:p>
     <w:p>
       <w:pPr>
-        <w:spacing w:before="0" w:after="0" w:line="300" w:lineRule="auto"/>
+        <w:spacing w:before="0" w:after="0" w:line="288" w:lineRule="auto"/>
         <w:jc w:val="left"/>
       </w:pPr>
       <w:r>
@@ -32,13 +32,13 @@
     </w:p>
     <w:p>
       <w:pPr>
-        <w:spacing w:before="0" w:after="0" w:line="300" w:lineRule="auto"/>
+        <w:spacing w:before="0" w:after="0" w:line="288" w:lineRule="auto"/>
         <w:jc w:val="left"/>
       </w:pPr>
     </w:p>
     <w:p>
       <w:pPr>
-        <w:spacing w:before="0" w:after="0" w:line="300" w:lineRule="auto"/>
+        <w:spacing w:before="0" w:after="0" w:line="288" w:lineRule="auto"/>
         <w:jc w:val="left"/>
       </w:pPr>
       <w:r>
@@ -52,7 +52,7 @@
     </w:p>
     <w:p>
       <w:pPr>
-        <w:spacing w:before="0" w:after="0" w:line="300" w:lineRule="auto"/>
+        <w:spacing w:before="0" w:after="0" w:line="288" w:lineRule="auto"/>
         <w:jc w:val="left"/>
       </w:pPr>
       <w:r>
@@ -620,7 +620,7 @@
     </w:rPrDefault>
     <w:pPrDefault>
       <w:pPr>
-        <w:spacing w:before="0" w:after="0" w:line="300" w:lineRule="auto"/>
+        <w:spacing w:before="0" w:after="0" w:line="288" w:lineRule="auto"/>
       </w:pPr>
     </w:pPrDefault>
   </w:docDefaults>
